--- a/cp2025-source-1-rpm-alquran-hadits-kelas-viii-semester-1.docx
+++ b/cp2025-source-1-rpm-alquran-hadits-kelas-viii-semester-1.docx
@@ -13350,32 +13350,6 @@
           <w:rtl w:val="1"/>
         </w:rPr>
         <w:t xml:space="preserve">ٌ</w:t>
-      </w:r>
-      <w:r>
-        <w:rPr>
-          <w:rtl w:val="0"/>
-        </w:rPr>
-      </w:r>
-    </w:p>
-    <w:p>
-      <w:pPr>
-        <w:spacing w:after="120" w:line="276" w:lineRule="auto"/>
-        <w:jc w:val="both"/>
-        <w:rPr>
-          <w:rFonts w:ascii="Arial" w:cs="Arial" w:eastAsia="Arial" w:hAnsi="Arial"/>
-        </w:rPr>
-      </w:pPr>
-      <w:r>
-        <w:rPr>
-          <w:rFonts w:ascii="Arial" w:cs="Arial" w:eastAsia="Arial" w:hAnsi="Arial"/>
-          <w:i w:val="1"/>
-          <w:iCs w:val="1"/>
-          <w:color w:val="222222"/>
-          <w:sz w:val="20"/>
-          <w:szCs w:val="20"/>
-          <w:rtl w:val="0"/>
-        </w:rPr>
-        <w:t xml:space="preserve">“Tidak ada paksaan dalam (menganut) agama (Islam); sesungguhnya telah jelas jalan yang benar daripada jalan yang sesat. Karena itu, barang siapa ingkar kepada Tagut dan beriman kepada Allah, sungguh, dia telah berpegang (teguh) pada tali yang sangat kuat dan tidak akan putus. Allah Maha Mendengar, Maha Mengetahui.”</w:t>
       </w:r>
       <w:r>
         <w:rPr>
